--- a/信息技术基础/试卷/2022-2023-1-信息技术基础A卷.docx
+++ b/信息技术基础/试卷/2022-2023-1-信息技术基础A卷.docx
@@ -215,21 +215,12 @@
           <w:szCs w:val="30"/>
         </w:rPr>
       </w:pPr>
-      <w:proofErr w:type="gramStart"/>
       <w:r>
         <w:rPr>
           <w:sz w:val="30"/>
           <w:szCs w:val="30"/>
         </w:rPr>
-        <w:t>一</w:t>
-      </w:r>
-      <w:proofErr w:type="gramEnd"/>
-      <w:r>
-        <w:rPr>
-          <w:sz w:val="30"/>
-          <w:szCs w:val="30"/>
-        </w:rPr>
-        <w:t>．判断题（判断正误，在题号前打</w:t>
+        <w:t>一．判断题（判断正误，在题号前打</w:t>
       </w:r>
       <w:r>
         <w:rPr>
@@ -697,23 +688,7 @@
           <w:rFonts w:hint="eastAsia"/>
           <w:sz w:val="24"/>
         </w:rPr>
-        <w:t>地址对应唯一</w:t>
-      </w:r>
-      <w:proofErr w:type="gramStart"/>
-      <w:r>
-        <w:rPr>
-          <w:rFonts w:hint="eastAsia"/>
-          <w:sz w:val="24"/>
-        </w:rPr>
-        <w:t>一</w:t>
-      </w:r>
-      <w:proofErr w:type="gramEnd"/>
-      <w:r>
-        <w:rPr>
-          <w:rFonts w:hint="eastAsia"/>
-          <w:sz w:val="24"/>
-        </w:rPr>
-        <w:t>台主机，但是一个主机可能对应不同的</w:t>
+        <w:t>地址对应唯一一台主机，但是一个主机可能对应不同的</w:t>
       </w:r>
       <w:r>
         <w:rPr>
@@ -1884,21 +1859,12 @@
           <w:sz w:val="24"/>
         </w:rPr>
       </w:pPr>
-      <w:proofErr w:type="gramStart"/>
-      <w:r>
-        <w:rPr>
-          <w:rFonts w:hint="eastAsia"/>
-          <w:sz w:val="24"/>
-        </w:rPr>
-        <w:t>为进程</w:t>
-      </w:r>
-      <w:proofErr w:type="gramEnd"/>
-      <w:r>
-        <w:rPr>
-          <w:rFonts w:hint="eastAsia"/>
-          <w:sz w:val="24"/>
-        </w:rPr>
-        <w:t>分配</w:t>
+      <w:r>
+        <w:rPr>
+          <w:rFonts w:hint="eastAsia"/>
+          <w:sz w:val="24"/>
+        </w:rPr>
+        <w:t>为进程分配</w:t>
       </w:r>
       <w:r>
         <w:rPr>
@@ -2240,23 +2206,7 @@
           <w:rFonts w:hint="eastAsia"/>
           <w:sz w:val="24"/>
         </w:rPr>
-        <w:t xml:space="preserve">Windows </w:t>
-      </w:r>
-      <w:proofErr w:type="spellStart"/>
-      <w:r>
-        <w:rPr>
-          <w:rFonts w:hint="eastAsia"/>
-          <w:sz w:val="24"/>
-        </w:rPr>
-        <w:t>xp</w:t>
-      </w:r>
-      <w:proofErr w:type="spellEnd"/>
-      <w:r>
-        <w:rPr>
-          <w:rFonts w:hint="eastAsia"/>
-          <w:sz w:val="24"/>
-        </w:rPr>
-        <w:t xml:space="preserve"> B</w:t>
+        <w:t>Windows xp B</w:t>
       </w:r>
       <w:r>
         <w:rPr>
@@ -2265,21 +2215,12 @@
         </w:rPr>
         <w:t>．</w:t>
       </w:r>
-      <w:proofErr w:type="spellStart"/>
-      <w:r>
-        <w:rPr>
-          <w:rFonts w:hint="eastAsia"/>
-          <w:sz w:val="24"/>
-        </w:rPr>
-        <w:t>unix</w:t>
-      </w:r>
-      <w:proofErr w:type="spellEnd"/>
-      <w:r>
-        <w:rPr>
-          <w:rFonts w:hint="eastAsia"/>
-          <w:sz w:val="24"/>
-        </w:rPr>
-        <w:t xml:space="preserve"> C</w:t>
+      <w:r>
+        <w:rPr>
+          <w:rFonts w:hint="eastAsia"/>
+          <w:sz w:val="24"/>
+        </w:rPr>
+        <w:t>unix C</w:t>
       </w:r>
       <w:r>
         <w:rPr>
@@ -2288,21 +2229,12 @@
         </w:rPr>
         <w:t>．</w:t>
       </w:r>
-      <w:proofErr w:type="spellStart"/>
-      <w:r>
-        <w:rPr>
-          <w:rFonts w:hint="eastAsia"/>
-          <w:sz w:val="24"/>
-        </w:rPr>
-        <w:t>linux</w:t>
-      </w:r>
-      <w:proofErr w:type="spellEnd"/>
-      <w:r>
-        <w:rPr>
-          <w:rFonts w:hint="eastAsia"/>
-          <w:sz w:val="24"/>
-        </w:rPr>
-        <w:t xml:space="preserve"> D</w:t>
+      <w:r>
+        <w:rPr>
+          <w:rFonts w:hint="eastAsia"/>
+          <w:sz w:val="24"/>
+        </w:rPr>
+        <w:t>linux D</w:t>
       </w:r>
       <w:r>
         <w:rPr>
@@ -2311,21 +2243,12 @@
         </w:rPr>
         <w:t>．</w:t>
       </w:r>
-      <w:proofErr w:type="spellStart"/>
-      <w:r>
-        <w:rPr>
-          <w:rFonts w:hint="eastAsia"/>
-          <w:sz w:val="24"/>
-        </w:rPr>
-        <w:t>microsoft</w:t>
-      </w:r>
-      <w:proofErr w:type="spellEnd"/>
-      <w:r>
-        <w:rPr>
-          <w:rFonts w:hint="eastAsia"/>
-          <w:sz w:val="24"/>
-        </w:rPr>
-        <w:t xml:space="preserve"> office</w:t>
+      <w:r>
+        <w:rPr>
+          <w:rFonts w:hint="eastAsia"/>
+          <w:sz w:val="24"/>
+        </w:rPr>
+        <w:t>microsoft office</w:t>
       </w:r>
     </w:p>
     <w:p>
@@ -2636,6 +2559,7 @@
         <w:rPr>
           <w:rFonts w:hint="eastAsia"/>
           <w:sz w:val="24"/>
+          <w:highlight w:val="yellow"/>
         </w:rPr>
         <w:t>D</w:t>
       </w:r>
@@ -2643,6 +2567,7 @@
         <w:rPr>
           <w:rFonts w:hint="eastAsia"/>
           <w:sz w:val="24"/>
+          <w:highlight w:val="yellow"/>
         </w:rPr>
         <w:t>、</w:t>
       </w:r>
@@ -2650,6 +2575,7 @@
         <w:rPr>
           <w:rFonts w:hint="eastAsia"/>
           <w:sz w:val="24"/>
+          <w:highlight w:val="yellow"/>
         </w:rPr>
         <w:t>操作系统</w:t>
       </w:r>
@@ -2670,6 +2596,7 @@
         <w:rPr>
           <w:rFonts w:hint="eastAsia"/>
           <w:sz w:val="24"/>
+          <w:highlight w:val="yellow"/>
         </w:rPr>
         <w:t>用</w:t>
       </w:r>
@@ -2677,6 +2604,7 @@
         <w:rPr>
           <w:rFonts w:hint="eastAsia"/>
           <w:sz w:val="24"/>
+          <w:highlight w:val="yellow"/>
         </w:rPr>
         <w:t>8</w:t>
       </w:r>
@@ -2684,6 +2612,7 @@
         <w:rPr>
           <w:rFonts w:hint="eastAsia"/>
           <w:sz w:val="24"/>
+          <w:highlight w:val="yellow"/>
         </w:rPr>
         <w:t>位二进制补码表示一个带符号数，它能表示的整数范围是</w:t>
       </w:r>
@@ -2691,12 +2620,14 @@
         <w:rPr>
           <w:rFonts w:hint="eastAsia"/>
           <w:sz w:val="24"/>
+          <w:highlight w:val="yellow"/>
         </w:rPr>
         <w:t xml:space="preserve">( </w:t>
       </w:r>
       <w:r>
         <w:rPr>
           <w:sz w:val="24"/>
+          <w:highlight w:val="yellow"/>
         </w:rPr>
         <w:t xml:space="preserve">   </w:t>
       </w:r>
@@ -2704,6 +2635,7 @@
         <w:rPr>
           <w:rFonts w:hint="eastAsia"/>
           <w:sz w:val="24"/>
+          <w:highlight w:val="yellow"/>
         </w:rPr>
         <w:t>)</w:t>
       </w:r>
@@ -2711,6 +2643,7 @@
         <w:rPr>
           <w:rFonts w:hint="eastAsia"/>
           <w:sz w:val="24"/>
+          <w:highlight w:val="yellow"/>
         </w:rPr>
         <w:t>。</w:t>
       </w:r>
@@ -2738,6 +2671,7 @@
         <w:rPr>
           <w:rFonts w:hint="eastAsia"/>
           <w:sz w:val="24"/>
+          <w:highlight w:val="yellow"/>
         </w:rPr>
         <w:t>A</w:t>
       </w:r>
@@ -2745,6 +2679,7 @@
         <w:rPr>
           <w:rFonts w:hint="eastAsia"/>
           <w:sz w:val="24"/>
+          <w:highlight w:val="yellow"/>
         </w:rPr>
         <w:t>、</w:t>
       </w:r>
@@ -2752,6 +2687,7 @@
         <w:rPr>
           <w:rFonts w:hint="eastAsia"/>
           <w:sz w:val="24"/>
+          <w:highlight w:val="yellow"/>
         </w:rPr>
         <w:t>-128</w:t>
       </w:r>
@@ -2759,6 +2695,7 @@
         <w:rPr>
           <w:rFonts w:hint="eastAsia"/>
           <w:sz w:val="24"/>
+          <w:highlight w:val="yellow"/>
         </w:rPr>
         <w:t>～</w:t>
       </w:r>
@@ -2766,8 +2703,16 @@
         <w:rPr>
           <w:rFonts w:hint="eastAsia"/>
           <w:sz w:val="24"/>
-        </w:rPr>
-        <w:t xml:space="preserve">+127  </w:t>
+          <w:highlight w:val="yellow"/>
+        </w:rPr>
+        <w:t>+127</w:t>
+      </w:r>
+      <w:r>
+        <w:rPr>
+          <w:rFonts w:hint="eastAsia"/>
+          <w:sz w:val="24"/>
+        </w:rPr>
+        <w:t xml:space="preserve">  </w:t>
       </w:r>
       <w:r>
         <w:rPr>
@@ -3640,19 +3585,11 @@
         </w:rPr>
         <w:t>）</w:t>
       </w:r>
-      <w:proofErr w:type="gramStart"/>
-      <w:r>
-        <w:rPr>
-          <w:sz w:val="24"/>
-        </w:rPr>
-        <w:t>个</w:t>
-      </w:r>
-      <w:proofErr w:type="gramEnd"/>
-      <w:r>
-        <w:rPr>
-          <w:sz w:val="24"/>
-        </w:rPr>
-        <w:t>字节表示。</w:t>
+      <w:r>
+        <w:rPr>
+          <w:sz w:val="24"/>
+        </w:rPr>
+        <w:t>个字节表示。</w:t>
       </w:r>
     </w:p>
     <w:p>
@@ -3777,7 +3714,6 @@
           <w:sz w:val="24"/>
         </w:rPr>
       </w:pPr>
-      <w:proofErr w:type="gramStart"/>
       <w:r>
         <w:rPr>
           <w:rFonts w:hint="eastAsia"/>
@@ -3785,7 +3721,6 @@
         </w:rPr>
         <w:t>有序表</w:t>
       </w:r>
-      <w:proofErr w:type="gramEnd"/>
       <w:r>
         <w:rPr>
           <w:rFonts w:hint="eastAsia"/>
@@ -4844,14 +4779,12 @@
           <w:sz w:val="24"/>
         </w:rPr>
       </w:pPr>
-      <w:proofErr w:type="gramStart"/>
       <w:r>
         <w:rPr>
           <w:sz w:val="24"/>
         </w:rPr>
         <w:t>云计算</w:t>
       </w:r>
-      <w:proofErr w:type="gramEnd"/>
       <w:r>
         <w:rPr>
           <w:rFonts w:hint="eastAsia"/>
@@ -5660,23 +5593,7 @@
           <w:rFonts w:hint="eastAsia"/>
           <w:sz w:val="24"/>
         </w:rPr>
-        <w:t>、阻隔内部</w:t>
-      </w:r>
-      <w:proofErr w:type="gramStart"/>
-      <w:r>
-        <w:rPr>
-          <w:rFonts w:hint="eastAsia"/>
-          <w:sz w:val="24"/>
-        </w:rPr>
-        <w:t>网数据</w:t>
-      </w:r>
-      <w:proofErr w:type="gramEnd"/>
-      <w:r>
-        <w:rPr>
-          <w:rFonts w:hint="eastAsia"/>
-          <w:sz w:val="24"/>
-        </w:rPr>
-        <w:t>传输</w:t>
+        <w:t>、阻隔内部网数据传输</w:t>
       </w:r>
       <w:r>
         <w:rPr>
@@ -6993,25 +6910,7 @@
           <w:sz w:val="24"/>
           <w:szCs w:val="24"/>
         </w:rPr>
-        <w:t>的话题。人工智能主要包含了机器学习、自然语言处理、专家系统等多个研究领域，请具体描述某个具体领域的含义，</w:t>
-      </w:r>
-      <w:proofErr w:type="gramStart"/>
-      <w:r>
-        <w:rPr>
-          <w:rFonts w:ascii="Times New Roman" w:hAnsi="Times New Roman" w:hint="eastAsia"/>
-          <w:sz w:val="24"/>
-          <w:szCs w:val="24"/>
-        </w:rPr>
-        <w:t>并例举该领域</w:t>
-      </w:r>
-      <w:proofErr w:type="gramEnd"/>
-      <w:r>
-        <w:rPr>
-          <w:rFonts w:ascii="Times New Roman" w:hAnsi="Times New Roman" w:hint="eastAsia"/>
-          <w:sz w:val="24"/>
-          <w:szCs w:val="24"/>
-        </w:rPr>
-        <w:t>三个具体应用。</w:t>
+        <w:t>的话题。人工智能主要包含了机器学习、自然语言处理、专家系统等多个研究领域，请具体描述某个具体领域的含义，并例举该领域三个具体应用。</w:t>
       </w:r>
     </w:p>
     <w:p>
@@ -7095,25 +6994,7 @@
           <w:sz w:val="24"/>
           <w:szCs w:val="24"/>
         </w:rPr>
-        <w:t>什么是云计算？</w:t>
-      </w:r>
-      <w:proofErr w:type="gramStart"/>
-      <w:r>
-        <w:rPr>
-          <w:rFonts w:ascii="Times New Roman" w:hAnsi="Times New Roman" w:hint="eastAsia"/>
-          <w:sz w:val="24"/>
-          <w:szCs w:val="24"/>
-        </w:rPr>
-        <w:t>云计算</w:t>
-      </w:r>
-      <w:proofErr w:type="gramEnd"/>
-      <w:r>
-        <w:rPr>
-          <w:rFonts w:ascii="Times New Roman" w:hAnsi="Times New Roman" w:hint="eastAsia"/>
-          <w:sz w:val="24"/>
-          <w:szCs w:val="24"/>
-        </w:rPr>
-        <w:t>按照服务类型可以划分为哪几个层次？</w:t>
+        <w:t>什么是云计算？云计算按照服务类型可以划分为哪几个层次？</w:t>
       </w:r>
     </w:p>
     <w:p>
@@ -7176,8 +7057,17 @@
           <w:rFonts w:ascii="Times New Roman" w:hAnsi="Times New Roman" w:hint="eastAsia"/>
           <w:sz w:val="24"/>
           <w:szCs w:val="24"/>
-        </w:rPr>
-        <w:t>简述区块链的原理及应用。</w:t>
+          <w:highlight w:val="yellow"/>
+        </w:rPr>
+        <w:t>简述区块链的原理及应用</w:t>
+      </w:r>
+      <w:r>
+        <w:rPr>
+          <w:rFonts w:ascii="Times New Roman" w:hAnsi="Times New Roman" w:hint="eastAsia"/>
+          <w:sz w:val="24"/>
+          <w:szCs w:val="24"/>
+        </w:rPr>
+        <w:t>。</w:t>
       </w:r>
     </w:p>
     <w:p>
@@ -7577,292 +7467,212 @@
           <w:rFonts w:ascii="宋体" w:hAnsi="宋体" w:hint="eastAsia"/>
           <w:sz w:val="24"/>
         </w:rPr>
-        <w:t>、家中无人，可利用手机等产品客户端远程操作智能空调，调节室温，甚者还可以学习用户的使用习惯，从而实现全自动的温控操作，使用户在炎炎夏季回家就能享受</w:t>
-      </w:r>
-      <w:proofErr w:type="gramStart"/>
+        <w:t>、家中无人，可利用手机等产品客户端远程操作智能空调，调节室温，甚者还可以学习用户的使用习惯，从而实现全自动的温控操作，使用户在炎炎夏季回家就能享受到冰爽带来的惬意;智能牙刷与客户端相连，提供刷牙时间、刷牙位置提醒，可根据刷牙的数据生产图表，口腔的健康状况; 智能摄像头、窗户传感器、智能门铃、烟雾探测器、智能报警器等都是家庭不可少的安全监控设备，你即使出门在外，也可以在任意时间、地方查看家中任何一角的实时状况，任何安全隐患。以上就是物联网在家庭中的基础应用。</w:t>
+      </w:r>
+    </w:p>
+    <w:p>
+      <w:pPr>
+        <w:spacing w:line="360" w:lineRule="auto"/>
+        <w:ind w:firstLineChars="200" w:firstLine="480"/>
+        <w:rPr>
+          <w:rFonts w:ascii="宋体" w:hAnsi="宋体"/>
+          <w:sz w:val="24"/>
+        </w:rPr>
+      </w:pPr>
       <w:r>
         <w:rPr>
           <w:rFonts w:ascii="宋体" w:hAnsi="宋体" w:hint="eastAsia"/>
           <w:sz w:val="24"/>
         </w:rPr>
-        <w:t>到冰爽带来</w:t>
-      </w:r>
-      <w:proofErr w:type="gramEnd"/>
+        <w:t>请你描述什么是物联网技术？物联网的发展现状？例举物联网有哪些具体应用？你认为物联网的发展前景如何？</w:t>
+      </w:r>
+    </w:p>
+    <w:p>
+      <w:pPr>
+        <w:spacing w:line="360" w:lineRule="auto"/>
+        <w:rPr>
+          <w:rFonts w:ascii="宋体" w:hAnsi="宋体"/>
+          <w:sz w:val="24"/>
+        </w:rPr>
+      </w:pPr>
+    </w:p>
+    <w:p>
+      <w:pPr>
+        <w:spacing w:line="360" w:lineRule="auto"/>
+        <w:rPr>
+          <w:rFonts w:ascii="宋体" w:hAnsi="宋体"/>
+          <w:sz w:val="24"/>
+        </w:rPr>
+      </w:pPr>
+    </w:p>
+    <w:p>
+      <w:pPr>
+        <w:spacing w:line="360" w:lineRule="auto"/>
+        <w:rPr>
+          <w:rFonts w:ascii="宋体" w:hAnsi="宋体"/>
+          <w:sz w:val="24"/>
+        </w:rPr>
+      </w:pPr>
+    </w:p>
+    <w:p>
+      <w:pPr>
+        <w:spacing w:line="360" w:lineRule="auto"/>
+        <w:rPr>
+          <w:rFonts w:ascii="宋体" w:hAnsi="宋体"/>
+          <w:sz w:val="24"/>
+        </w:rPr>
+      </w:pPr>
+    </w:p>
+    <w:p>
+      <w:pPr>
+        <w:spacing w:line="360" w:lineRule="auto"/>
+        <w:rPr>
+          <w:rFonts w:ascii="宋体" w:hAnsi="宋体"/>
+          <w:sz w:val="24"/>
+        </w:rPr>
+      </w:pPr>
+    </w:p>
+    <w:p>
+      <w:pPr>
+        <w:spacing w:line="360" w:lineRule="auto"/>
+        <w:rPr>
+          <w:rFonts w:ascii="宋体" w:hAnsi="宋体"/>
+          <w:sz w:val="24"/>
+        </w:rPr>
+      </w:pPr>
+    </w:p>
+    <w:p>
+      <w:pPr>
+        <w:spacing w:line="360" w:lineRule="auto"/>
+        <w:rPr>
+          <w:rFonts w:ascii="宋体" w:hAnsi="宋体"/>
+          <w:sz w:val="24"/>
+        </w:rPr>
+      </w:pPr>
+    </w:p>
+    <w:p>
+      <w:pPr>
+        <w:spacing w:line="360" w:lineRule="auto"/>
+        <w:rPr>
+          <w:rFonts w:ascii="宋体" w:hAnsi="宋体"/>
+          <w:sz w:val="24"/>
+        </w:rPr>
+      </w:pPr>
+    </w:p>
+    <w:p>
+      <w:pPr>
+        <w:spacing w:line="360" w:lineRule="auto"/>
+        <w:rPr>
+          <w:rFonts w:ascii="宋体" w:hAnsi="宋体"/>
+          <w:sz w:val="24"/>
+        </w:rPr>
+      </w:pPr>
+    </w:p>
+    <w:p>
+      <w:pPr>
+        <w:spacing w:line="360" w:lineRule="auto"/>
+        <w:rPr>
+          <w:rFonts w:ascii="宋体" w:hAnsi="宋体"/>
+          <w:sz w:val="24"/>
+        </w:rPr>
+      </w:pPr>
+    </w:p>
+    <w:p>
+      <w:pPr>
+        <w:spacing w:line="360" w:lineRule="auto"/>
+        <w:rPr>
+          <w:rFonts w:ascii="宋体" w:hAnsi="宋体"/>
+          <w:sz w:val="24"/>
+        </w:rPr>
+      </w:pPr>
+    </w:p>
+    <w:p>
+      <w:pPr>
+        <w:spacing w:line="360" w:lineRule="auto"/>
+        <w:rPr>
+          <w:rFonts w:ascii="宋体" w:hAnsi="宋体"/>
+          <w:sz w:val="24"/>
+        </w:rPr>
+      </w:pPr>
+    </w:p>
+    <w:p>
+      <w:pPr>
+        <w:spacing w:line="360" w:lineRule="auto"/>
+        <w:rPr>
+          <w:rFonts w:ascii="宋体" w:hAnsi="宋体"/>
+          <w:sz w:val="24"/>
+        </w:rPr>
+      </w:pPr>
+    </w:p>
+    <w:p>
+      <w:pPr>
+        <w:spacing w:line="360" w:lineRule="auto"/>
+        <w:rPr>
+          <w:rFonts w:ascii="宋体" w:hAnsi="宋体"/>
+          <w:sz w:val="24"/>
+        </w:rPr>
+      </w:pPr>
+    </w:p>
+    <w:p>
+      <w:pPr>
+        <w:spacing w:line="360" w:lineRule="auto"/>
+        <w:rPr>
+          <w:rFonts w:ascii="宋体" w:hAnsi="宋体"/>
+          <w:sz w:val="24"/>
+        </w:rPr>
+      </w:pPr>
+    </w:p>
+    <w:p>
+      <w:pPr>
+        <w:spacing w:line="360" w:lineRule="auto"/>
+        <w:rPr>
+          <w:rFonts w:ascii="宋体" w:hAnsi="宋体"/>
+          <w:sz w:val="24"/>
+        </w:rPr>
+      </w:pPr>
+    </w:p>
+    <w:p>
+      <w:pPr>
+        <w:spacing w:line="360" w:lineRule="auto"/>
+        <w:rPr>
+          <w:rFonts w:ascii="宋体" w:hAnsi="宋体"/>
+          <w:sz w:val="24"/>
+        </w:rPr>
+      </w:pPr>
+    </w:p>
+    <w:p>
+      <w:pPr>
+        <w:spacing w:line="360" w:lineRule="auto"/>
+        <w:rPr>
+          <w:rFonts w:ascii="宋体" w:hAnsi="宋体"/>
+          <w:sz w:val="24"/>
+        </w:rPr>
+      </w:pPr>
+    </w:p>
+    <w:p>
+      <w:pPr>
+        <w:spacing w:line="360" w:lineRule="auto"/>
+        <w:rPr>
+          <w:rFonts w:ascii="宋体" w:hAnsi="宋体"/>
+          <w:sz w:val="24"/>
+        </w:rPr>
+      </w:pPr>
+    </w:p>
+    <w:p>
+      <w:pPr>
+        <w:spacing w:line="360" w:lineRule="auto"/>
+        <w:rPr>
+          <w:rFonts w:ascii="宋体" w:hAnsi="宋体"/>
+          <w:sz w:val="24"/>
+        </w:rPr>
+      </w:pPr>
       <w:r>
         <w:rPr>
           <w:rFonts w:ascii="宋体" w:hAnsi="宋体" w:hint="eastAsia"/>
           <w:sz w:val="24"/>
         </w:rPr>
-        <w:t>的惬意;智能牙刷与客户端相连，提供刷牙时间、刷牙位置提醒，可根据刷牙的数据生产图表，口腔的健康状况; 智能摄像头、窗户传感器、智能门铃、烟雾探测器、智能报警器等都是家庭不可少的安全监控设备，你即使出门在外，也可以在任意时间、地方查看家中任何一角的实时状况，任何安全隐患。以上就是物联网在家庭中的基础应用。</w:t>
-      </w:r>
-    </w:p>
-    <w:p>
-      <w:pPr>
-        <w:spacing w:line="360" w:lineRule="auto"/>
-        <w:ind w:firstLineChars="200" w:firstLine="480"/>
-        <w:rPr>
-          <w:rFonts w:ascii="宋体" w:hAnsi="宋体"/>
-          <w:sz w:val="24"/>
-        </w:rPr>
-      </w:pPr>
-      <w:r>
-        <w:rPr>
-          <w:rFonts w:ascii="宋体" w:hAnsi="宋体" w:hint="eastAsia"/>
-          <w:sz w:val="24"/>
-        </w:rPr>
-        <w:t>请你描述什么是物联网技术？物联网的发展现状？</w:t>
-      </w:r>
-      <w:proofErr w:type="gramStart"/>
-      <w:r>
-        <w:rPr>
-          <w:rFonts w:ascii="宋体" w:hAnsi="宋体" w:hint="eastAsia"/>
-          <w:sz w:val="24"/>
-        </w:rPr>
-        <w:t>例举</w:t>
-      </w:r>
-      <w:proofErr w:type="gramEnd"/>
-      <w:r>
-        <w:rPr>
-          <w:rFonts w:ascii="宋体" w:hAnsi="宋体" w:hint="eastAsia"/>
-          <w:sz w:val="24"/>
-        </w:rPr>
-        <w:t>物联网有哪些具体应用？你认为物联网的发展前景如何？</w:t>
-      </w:r>
-    </w:p>
-    <w:p>
-      <w:pPr>
-        <w:spacing w:line="360" w:lineRule="auto"/>
-        <w:rPr>
-          <w:rFonts w:ascii="宋体" w:hAnsi="宋体"/>
-          <w:sz w:val="24"/>
-        </w:rPr>
-      </w:pPr>
-    </w:p>
-    <w:p>
-      <w:pPr>
-        <w:spacing w:line="360" w:lineRule="auto"/>
-        <w:rPr>
-          <w:rFonts w:ascii="宋体" w:hAnsi="宋体"/>
-          <w:sz w:val="24"/>
-        </w:rPr>
-      </w:pPr>
-    </w:p>
-    <w:p>
-      <w:pPr>
-        <w:spacing w:line="360" w:lineRule="auto"/>
-        <w:rPr>
-          <w:rFonts w:ascii="宋体" w:hAnsi="宋体"/>
-          <w:sz w:val="24"/>
-        </w:rPr>
-      </w:pPr>
-    </w:p>
-    <w:p>
-      <w:pPr>
-        <w:spacing w:line="360" w:lineRule="auto"/>
-        <w:rPr>
-          <w:rFonts w:ascii="宋体" w:hAnsi="宋体"/>
-          <w:sz w:val="24"/>
-        </w:rPr>
-      </w:pPr>
-    </w:p>
-    <w:p>
-      <w:pPr>
-        <w:spacing w:line="360" w:lineRule="auto"/>
-        <w:rPr>
-          <w:rFonts w:ascii="宋体" w:hAnsi="宋体"/>
-          <w:sz w:val="24"/>
-        </w:rPr>
-      </w:pPr>
-    </w:p>
-    <w:p>
-      <w:pPr>
-        <w:spacing w:line="360" w:lineRule="auto"/>
-        <w:rPr>
-          <w:rFonts w:ascii="宋体" w:hAnsi="宋体"/>
-          <w:sz w:val="24"/>
-        </w:rPr>
-      </w:pPr>
-    </w:p>
-    <w:p>
-      <w:pPr>
-        <w:spacing w:line="360" w:lineRule="auto"/>
-        <w:rPr>
-          <w:rFonts w:ascii="宋体" w:hAnsi="宋体"/>
-          <w:sz w:val="24"/>
-        </w:rPr>
-      </w:pPr>
-    </w:p>
-    <w:p>
-      <w:pPr>
-        <w:spacing w:line="360" w:lineRule="auto"/>
-        <w:rPr>
-          <w:rFonts w:ascii="宋体" w:hAnsi="宋体"/>
-          <w:sz w:val="24"/>
-        </w:rPr>
-      </w:pPr>
-    </w:p>
-    <w:p>
-      <w:pPr>
-        <w:spacing w:line="360" w:lineRule="auto"/>
-        <w:rPr>
-          <w:rFonts w:ascii="宋体" w:hAnsi="宋体"/>
-          <w:sz w:val="24"/>
-        </w:rPr>
-      </w:pPr>
-    </w:p>
-    <w:p>
-      <w:pPr>
-        <w:spacing w:line="360" w:lineRule="auto"/>
-        <w:rPr>
-          <w:rFonts w:ascii="宋体" w:hAnsi="宋体"/>
-          <w:sz w:val="24"/>
-        </w:rPr>
-      </w:pPr>
-    </w:p>
-    <w:p>
-      <w:pPr>
-        <w:spacing w:line="360" w:lineRule="auto"/>
-        <w:rPr>
-          <w:rFonts w:ascii="宋体" w:hAnsi="宋体"/>
-          <w:sz w:val="24"/>
-        </w:rPr>
-      </w:pPr>
-    </w:p>
-    <w:p>
-      <w:pPr>
-        <w:spacing w:line="360" w:lineRule="auto"/>
-        <w:rPr>
-          <w:rFonts w:ascii="宋体" w:hAnsi="宋体"/>
-          <w:sz w:val="24"/>
-        </w:rPr>
-      </w:pPr>
-    </w:p>
-    <w:p>
-      <w:pPr>
-        <w:spacing w:line="360" w:lineRule="auto"/>
-        <w:rPr>
-          <w:rFonts w:ascii="宋体" w:hAnsi="宋体"/>
-          <w:sz w:val="24"/>
-        </w:rPr>
-      </w:pPr>
-    </w:p>
-    <w:p>
-      <w:pPr>
-        <w:spacing w:line="360" w:lineRule="auto"/>
-        <w:rPr>
-          <w:rFonts w:ascii="宋体" w:hAnsi="宋体"/>
-          <w:sz w:val="24"/>
-        </w:rPr>
-      </w:pPr>
-    </w:p>
-    <w:p>
-      <w:pPr>
-        <w:spacing w:line="360" w:lineRule="auto"/>
-        <w:rPr>
-          <w:rFonts w:ascii="宋体" w:hAnsi="宋体"/>
-          <w:sz w:val="24"/>
-        </w:rPr>
-      </w:pPr>
-    </w:p>
-    <w:p>
-      <w:pPr>
-        <w:spacing w:line="360" w:lineRule="auto"/>
-        <w:rPr>
-          <w:rFonts w:ascii="宋体" w:hAnsi="宋体"/>
-          <w:sz w:val="24"/>
-        </w:rPr>
-      </w:pPr>
-    </w:p>
-    <w:p>
-      <w:pPr>
-        <w:spacing w:line="360" w:lineRule="auto"/>
-        <w:rPr>
-          <w:rFonts w:ascii="宋体" w:hAnsi="宋体"/>
-          <w:sz w:val="24"/>
-        </w:rPr>
-      </w:pPr>
-    </w:p>
-    <w:p>
-      <w:pPr>
-        <w:spacing w:line="360" w:lineRule="auto"/>
-        <w:rPr>
-          <w:rFonts w:ascii="宋体" w:hAnsi="宋体"/>
-          <w:sz w:val="24"/>
-        </w:rPr>
-      </w:pPr>
-    </w:p>
-    <w:p>
-      <w:pPr>
-        <w:spacing w:line="360" w:lineRule="auto"/>
-        <w:rPr>
-          <w:rFonts w:ascii="宋体" w:hAnsi="宋体"/>
-          <w:sz w:val="24"/>
-        </w:rPr>
-      </w:pPr>
-    </w:p>
-    <w:p>
-      <w:pPr>
-        <w:spacing w:line="360" w:lineRule="auto"/>
-        <w:rPr>
-          <w:rFonts w:ascii="宋体" w:hAnsi="宋体"/>
-          <w:sz w:val="24"/>
-        </w:rPr>
-      </w:pPr>
-      <w:r>
-        <w:rPr>
-          <w:rFonts w:ascii="宋体" w:hAnsi="宋体" w:hint="eastAsia"/>
-          <w:sz w:val="24"/>
-        </w:rPr>
         <w:lastRenderedPageBreak/>
-        <w:t>2、2021年底，中科院科技战略咨询研究院《2021研究前沿》报告研制</w:t>
-      </w:r>
-      <w:proofErr w:type="gramStart"/>
-      <w:r>
-        <w:rPr>
-          <w:rFonts w:ascii="宋体" w:hAnsi="宋体" w:hint="eastAsia"/>
-          <w:sz w:val="24"/>
-        </w:rPr>
-        <w:t>组持续</w:t>
-      </w:r>
-      <w:proofErr w:type="gramEnd"/>
-      <w:r>
-        <w:rPr>
-          <w:rFonts w:ascii="宋体" w:hAnsi="宋体" w:hint="eastAsia"/>
-          <w:sz w:val="24"/>
-        </w:rPr>
-        <w:t>跟踪了近五年发表在被SCI收录的学术期刊上、被引频次居于前1%的科研论文，根据它们的同被引关系对进行聚类并归入几大聚合的学科中，每个学科领域选出10个热点前沿课题和若干新兴前沿课题。其中信息科学领域Top10热点前沿中有两个涉及医学领域。信息技术的发展为医学研究智能化、医疗智能化、药品种植智能化等信息化、智能化建设及应用创造了无限可能。请</w:t>
-      </w:r>
-      <w:proofErr w:type="gramStart"/>
-      <w:r>
-        <w:rPr>
-          <w:rFonts w:ascii="宋体" w:hAnsi="宋体" w:hint="eastAsia"/>
-          <w:sz w:val="24"/>
-        </w:rPr>
-        <w:t>例举</w:t>
-      </w:r>
-      <w:proofErr w:type="gramEnd"/>
-      <w:r>
-        <w:rPr>
-          <w:rFonts w:ascii="宋体" w:hAnsi="宋体" w:hint="eastAsia"/>
-          <w:sz w:val="24"/>
-        </w:rPr>
-        <w:t>信息技术在医学方面的具体应用（至少两个），并分析该具体应用涉及到哪些信息领域的关键技术，并阐述</w:t>
-      </w:r>
-      <w:proofErr w:type="gramStart"/>
-      <w:r>
-        <w:rPr>
-          <w:rFonts w:ascii="宋体" w:hAnsi="宋体" w:hint="eastAsia"/>
-          <w:sz w:val="24"/>
-        </w:rPr>
-        <w:t>该关键</w:t>
-      </w:r>
-      <w:proofErr w:type="gramEnd"/>
-      <w:r>
-        <w:rPr>
-          <w:rFonts w:ascii="宋体" w:hAnsi="宋体" w:hint="eastAsia"/>
-          <w:sz w:val="24"/>
-        </w:rPr>
-        <w:t>技术的具体作用。</w:t>
+        <w:t>2、2021年底，中科院科技战略咨询研究院《2021研究前沿》报告研制组持续跟踪了近五年发表在被SCI收录的学术期刊上、被引频次居于前1%的科研论文，根据它们的同被引关系对进行聚类并归入几大聚合的学科中，每个学科领域选出10个热点前沿课题和若干新兴前沿课题。其中信息科学领域Top10热点前沿中有两个涉及医学领域。信息技术的发展为医学研究智能化、医疗智能化、药品种植智能化等信息化、智能化建设及应用创造了无限可能。请例举信息技术在医学方面的具体应用（至少两个），并分析该具体应用涉及到哪些信息领域的关键技术，并阐述该关键技术的具体作用。</w:t>
       </w:r>
     </w:p>
     <w:p/>
@@ -8071,21 +7881,12 @@
           <w:szCs w:val="30"/>
         </w:rPr>
       </w:pPr>
-      <w:proofErr w:type="gramStart"/>
       <w:r>
         <w:rPr>
           <w:sz w:val="30"/>
           <w:szCs w:val="30"/>
         </w:rPr>
-        <w:t>一</w:t>
-      </w:r>
-      <w:proofErr w:type="gramEnd"/>
-      <w:r>
-        <w:rPr>
-          <w:sz w:val="30"/>
-          <w:szCs w:val="30"/>
-        </w:rPr>
-        <w:t>．判断题（判断正误，在题号前打</w:t>
+        <w:t>一．判断题（判断正误，在题号前打</w:t>
       </w:r>
       <w:r>
         <w:rPr>
@@ -10615,23 +10416,7 @@
           <w:rFonts w:hint="eastAsia"/>
           <w:sz w:val="24"/>
         </w:rPr>
-        <w:t>答：</w:t>
-      </w:r>
-      <w:proofErr w:type="gramStart"/>
-      <w:r>
-        <w:rPr>
-          <w:rFonts w:hint="eastAsia"/>
-          <w:sz w:val="24"/>
-        </w:rPr>
-        <w:t>云计算</w:t>
-      </w:r>
-      <w:proofErr w:type="gramEnd"/>
-      <w:r>
-        <w:rPr>
-          <w:rFonts w:hint="eastAsia"/>
-          <w:sz w:val="24"/>
-        </w:rPr>
-        <w:t>是一种按使用量付费的模式，可以实现随时随地</w:t>
+        <w:t>答：云计算是一种按使用量付费的模式，可以实现随时随地</w:t>
       </w:r>
       <w:r>
         <w:rPr>
@@ -10826,21 +10611,7 @@
         <w:rPr>
           <w:sz w:val="24"/>
         </w:rPr>
-        <w:t>形成一个逻辑</w:t>
-      </w:r>
-      <w:proofErr w:type="gramStart"/>
-      <w:r>
-        <w:rPr>
-          <w:sz w:val="24"/>
-        </w:rPr>
-        <w:t>链采用</w:t>
-      </w:r>
-      <w:proofErr w:type="gramEnd"/>
-      <w:r>
-        <w:rPr>
-          <w:sz w:val="24"/>
-        </w:rPr>
-        <w:t>分布式共享存储。区块链本质上是一个去中心化的数据库</w:t>
+        <w:t>形成一个逻辑链采用分布式共享存储。区块链本质上是一个去中心化的数据库</w:t>
       </w:r>
       <w:r>
         <w:rPr>
@@ -10930,39 +10701,7 @@
           <w:rFonts w:hint="eastAsia"/>
           <w:sz w:val="24"/>
         </w:rPr>
-        <w:t>可以采用数字签名。数字签名是用数字证书对发送的信息加密和解密的过程，服务器把数据的摘要信息使用私</w:t>
-      </w:r>
-      <w:proofErr w:type="gramStart"/>
-      <w:r>
-        <w:rPr>
-          <w:rFonts w:hint="eastAsia"/>
-          <w:sz w:val="24"/>
-        </w:rPr>
-        <w:t>钥</w:t>
-      </w:r>
-      <w:proofErr w:type="gramEnd"/>
-      <w:r>
-        <w:rPr>
-          <w:rFonts w:hint="eastAsia"/>
-          <w:sz w:val="24"/>
-        </w:rPr>
-        <w:t>加密之后就生成签名，连同报文一起发送给客户端。客户端接收数据后，把签名提取出来用公</w:t>
-      </w:r>
-      <w:proofErr w:type="gramStart"/>
-      <w:r>
-        <w:rPr>
-          <w:rFonts w:hint="eastAsia"/>
-          <w:sz w:val="24"/>
-        </w:rPr>
-        <w:t>钥</w:t>
-      </w:r>
-      <w:proofErr w:type="gramEnd"/>
-      <w:r>
-        <w:rPr>
-          <w:rFonts w:hint="eastAsia"/>
-          <w:sz w:val="24"/>
-        </w:rPr>
-        <w:t>解密</w:t>
+        <w:t>可以采用数字签名。数字签名是用数字证书对发送的信息加密和解密的过程，服务器把数据的摘要信息使用私钥加密之后就生成签名，连同报文一起发送给客户端。客户端接收数据后，把签名提取出来用公钥解密</w:t>
       </w:r>
       <w:r>
         <w:rPr>
@@ -11075,39 +10814,7 @@
           <w:rFonts w:hint="eastAsia"/>
           <w:sz w:val="24"/>
         </w:rPr>
-        <w:t>答：物联网就是物</w:t>
-      </w:r>
-      <w:proofErr w:type="gramStart"/>
-      <w:r>
-        <w:rPr>
-          <w:rFonts w:hint="eastAsia"/>
-          <w:sz w:val="24"/>
-        </w:rPr>
-        <w:t>物</w:t>
-      </w:r>
-      <w:proofErr w:type="gramEnd"/>
-      <w:r>
-        <w:rPr>
-          <w:rFonts w:hint="eastAsia"/>
-          <w:sz w:val="24"/>
-        </w:rPr>
-        <w:t>相连的互联网，是通过</w:t>
-      </w:r>
-      <w:proofErr w:type="gramStart"/>
-      <w:r>
-        <w:rPr>
-          <w:rFonts w:hint="eastAsia"/>
-          <w:sz w:val="24"/>
-        </w:rPr>
-        <w:t>二维码识读</w:t>
-      </w:r>
-      <w:proofErr w:type="gramEnd"/>
-      <w:r>
-        <w:rPr>
-          <w:rFonts w:hint="eastAsia"/>
-          <w:sz w:val="24"/>
-        </w:rPr>
-        <w:t>设备、射频识别装置、红外感应器、全球定位系统和激光扫描器等信息传感设备，按约定的协议，把任何物品与互联网连接起来，进行信息交换和通信，以实现对物品的智能化识别、定位、跟踪、分析、监控和管理的一种网络。目前，物联网应用还处在起步阶段，覆盖国家或区域性的大规模应用较少。物联网应用广泛，有智能工业、精细农业、智慧城市、智慧交通等。随着物联网技术的进步和政府的大力推动，以点带面，以行业带动整个产业的局面将会逐步呈现。</w:t>
+        <w:t>答：物联网就是物物相连的互联网，是通过二维码识读设备、射频识别装置、红外感应器、全球定位系统和激光扫描器等信息传感设备，按约定的协议，把任何物品与互联网连接起来，进行信息交换和通信，以实现对物品的智能化识别、定位、跟踪、分析、监控和管理的一种网络。目前，物联网应用还处在起步阶段，覆盖国家或区域性的大规模应用较少。物联网应用广泛，有智能工业、精细农业、智慧城市、智慧交通等。随着物联网技术的进步和政府的大力推动，以点带面，以行业带动整个产业的局面将会逐步呈现。</w:t>
       </w:r>
       <w:r>
         <w:rPr>
